--- a/base/pacotes/thozen-electra/executivo-thozen-electra.docx
+++ b/base/pacotes/thozen-electra/executivo-thozen-electra.docx
@@ -4495,6 +4495,768 @@
         <w:t>Memorial gerado automaticamente por gerar_memorial_pacote.py em 13/04/2026 17:12</w:t>
       </w:r>
     </w:p>
+    <w:p>
+      <w:r>
+        <w:br w:type="page"/>
+      </w:r>
+    </w:p>
+    <w:p>
+      <w:r>
+        <w:rPr>
+          <w:rFonts w:ascii="Arial" w:hAnsi="Arial"/>
+          <w:b/>
+          <w:color w:val="2C3E50"/>
+          <w:sz w:val="28"/>
+        </w:rPr>
+        <w:t>9. Quantitativos extraídos do BIM (DXF)</w:t>
+      </w:r>
+    </w:p>
+    <w:p>
+      <w:r>
+        <w:rPr>
+          <w:rFonts w:ascii="Arial" w:hAnsi="Arial"/>
+          <w:i/>
+          <w:sz w:val="20"/>
+        </w:rPr>
+        <w:t>Esta seção complementa o orçamento automatizado com quantitativos extraídos diretamente dos arquivos DXF do projeto (ar-condicionado e exaustão de churrasqueira). Os números abaixo são literais do projeto, não vêm da base calibrada.</w:t>
+      </w:r>
+    </w:p>
+    <w:p/>
+    <w:p>
+      <w:r>
+        <w:rPr>
+          <w:rFonts w:ascii="Arial" w:hAnsi="Arial"/>
+          <w:b/>
+          <w:color w:val="2C3E50"/>
+          <w:sz w:val="24"/>
+        </w:rPr>
+        <w:t>9.1. Sistema de Ar-Condicionado</w:t>
+      </w:r>
+    </w:p>
+    <w:p>
+      <w:r>
+        <w:rPr>
+          <w:rFonts w:ascii="Arial" w:hAnsi="Arial"/>
+          <w:i/>
+          <w:sz w:val="20"/>
+        </w:rPr>
+        <w:t>Extraído de dxf-arcondicionado/quantitativos-processados-r05.md</w:t>
+      </w:r>
+    </w:p>
+    <w:tbl>
+      <w:tblPr>
+        <w:tblStyle w:val="LightGrid-Accent1"/>
+        <w:tblW w:type="auto" w:w="0"/>
+        <w:tblLook w:firstColumn="1" w:firstRow="1" w:lastColumn="0" w:lastRow="0" w:noHBand="0" w:noVBand="1" w:val="04A0"/>
+      </w:tblPr>
+      <w:tblGrid>
+        <w:gridCol w:w="2351"/>
+        <w:gridCol w:w="2351"/>
+        <w:gridCol w:w="2351"/>
+        <w:gridCol w:w="2351"/>
+      </w:tblGrid>
+      <w:tr>
+        <w:tc>
+          <w:tcPr>
+            <w:tcW w:type="dxa" w:w="2351"/>
+          </w:tcPr>
+          <w:p>
+            <w:r>
+              <w:rPr>
+                <w:b/>
+                <w:color w:val="FFFFFF"/>
+                <w:sz w:val="18"/>
+              </w:rPr>
+              <w:t>Equipamento</w:t>
+            </w:r>
+          </w:p>
+        </w:tc>
+        <w:tc>
+          <w:tcPr>
+            <w:tcW w:type="dxa" w:w="2351"/>
+          </w:tcPr>
+          <w:p>
+            <w:r>
+              <w:rPr>
+                <w:b/>
+                <w:color w:val="FFFFFF"/>
+                <w:sz w:val="18"/>
+              </w:rPr>
+              <w:t>Qtd</w:t>
+            </w:r>
+          </w:p>
+        </w:tc>
+        <w:tc>
+          <w:tcPr>
+            <w:tcW w:type="dxa" w:w="2351"/>
+          </w:tcPr>
+          <w:p>
+            <w:r>
+              <w:rPr>
+                <w:b/>
+                <w:color w:val="FFFFFF"/>
+                <w:sz w:val="18"/>
+              </w:rPr>
+              <w:t>Potência</w:t>
+            </w:r>
+          </w:p>
+        </w:tc>
+        <w:tc>
+          <w:tcPr>
+            <w:tcW w:type="dxa" w:w="2351"/>
+          </w:tcPr>
+          <w:p>
+            <w:r>
+              <w:rPr>
+                <w:b/>
+                <w:color w:val="FFFFFF"/>
+                <w:sz w:val="18"/>
+              </w:rPr>
+              <w:t>TR</w:t>
+            </w:r>
+          </w:p>
+        </w:tc>
+      </w:tr>
+      <w:tr>
+        <w:tc>
+          <w:tcPr>
+            <w:tcW w:type="dxa" w:w="2351"/>
+          </w:tcPr>
+          <w:p>
+            <w:r>
+              <w:rPr>
+                <w:rFonts w:ascii="Arial" w:hAnsi="Arial"/>
+                <w:sz w:val="18"/>
+              </w:rPr>
+              <w:t>Evaporadoras</w:t>
+            </w:r>
+          </w:p>
+        </w:tc>
+        <w:tc>
+          <w:tcPr>
+            <w:tcW w:type="dxa" w:w="2351"/>
+          </w:tcPr>
+          <w:p>
+            <w:r>
+              <w:rPr>
+                <w:rFonts w:ascii="Arial" w:hAnsi="Arial"/>
+                <w:sz w:val="18"/>
+              </w:rPr>
+              <w:t>80 un</w:t>
+            </w:r>
+          </w:p>
+        </w:tc>
+        <w:tc>
+          <w:tcPr>
+            <w:tcW w:type="dxa" w:w="2351"/>
+          </w:tcPr>
+          <w:p>
+            <w:r>
+              <w:rPr>
+                <w:rFonts w:ascii="Arial" w:hAnsi="Arial"/>
+                <w:sz w:val="18"/>
+              </w:rPr>
+              <w:t>1.266.000 BTU/h</w:t>
+            </w:r>
+          </w:p>
+        </w:tc>
+        <w:tc>
+          <w:tcPr>
+            <w:tcW w:type="dxa" w:w="2351"/>
+          </w:tcPr>
+          <w:p>
+            <w:r>
+              <w:rPr>
+                <w:rFonts w:ascii="Arial" w:hAnsi="Arial"/>
+                <w:sz w:val="18"/>
+              </w:rPr>
+              <w:t>~105,5 TR</w:t>
+            </w:r>
+          </w:p>
+        </w:tc>
+      </w:tr>
+      <w:tr>
+        <w:tc>
+          <w:tcPr>
+            <w:tcW w:type="dxa" w:w="2351"/>
+          </w:tcPr>
+          <w:p>
+            <w:r>
+              <w:rPr>
+                <w:rFonts w:ascii="Arial" w:hAnsi="Arial"/>
+                <w:sz w:val="18"/>
+              </w:rPr>
+              <w:t>Condensadoras</w:t>
+            </w:r>
+          </w:p>
+        </w:tc>
+        <w:tc>
+          <w:tcPr>
+            <w:tcW w:type="dxa" w:w="2351"/>
+          </w:tcPr>
+          <w:p>
+            <w:r>
+              <w:rPr>
+                <w:rFonts w:ascii="Arial" w:hAnsi="Arial"/>
+                <w:sz w:val="18"/>
+              </w:rPr>
+              <w:t>117 un</w:t>
+            </w:r>
+          </w:p>
+        </w:tc>
+        <w:tc>
+          <w:tcPr>
+            <w:tcW w:type="dxa" w:w="2351"/>
+          </w:tcPr>
+          <w:p>
+            <w:r>
+              <w:rPr>
+                <w:rFonts w:ascii="Arial" w:hAnsi="Arial"/>
+                <w:sz w:val="18"/>
+              </w:rPr>
+              <w:t>1.656.000 BTU/h</w:t>
+            </w:r>
+          </w:p>
+        </w:tc>
+        <w:tc>
+          <w:tcPr>
+            <w:tcW w:type="dxa" w:w="2351"/>
+          </w:tcPr>
+          <w:p>
+            <w:r>
+              <w:rPr>
+                <w:rFonts w:ascii="Arial" w:hAnsi="Arial"/>
+                <w:sz w:val="18"/>
+              </w:rPr>
+              <w:t>~138,0 TR</w:t>
+            </w:r>
+          </w:p>
+        </w:tc>
+      </w:tr>
+      <w:tr>
+        <w:tc>
+          <w:tcPr>
+            <w:tcW w:type="dxa" w:w="2351"/>
+          </w:tcPr>
+          <w:p>
+            <w:r>
+              <w:rPr>
+                <w:rFonts w:ascii="Arial" w:hAnsi="Arial"/>
+                <w:sz w:val="18"/>
+              </w:rPr>
+              <w:t>Total geral</w:t>
+            </w:r>
+          </w:p>
+        </w:tc>
+        <w:tc>
+          <w:tcPr>
+            <w:tcW w:type="dxa" w:w="2351"/>
+          </w:tcPr>
+          <w:p>
+            <w:r>
+              <w:rPr>
+                <w:rFonts w:ascii="Arial" w:hAnsi="Arial"/>
+                <w:sz w:val="18"/>
+              </w:rPr>
+              <w:t>197 un</w:t>
+            </w:r>
+          </w:p>
+        </w:tc>
+        <w:tc>
+          <w:tcPr>
+            <w:tcW w:type="dxa" w:w="2351"/>
+          </w:tcPr>
+          <w:p>
+            <w:r>
+              <w:rPr>
+                <w:rFonts w:ascii="Arial" w:hAnsi="Arial"/>
+                <w:sz w:val="18"/>
+              </w:rPr>
+              <w:t>—</w:t>
+            </w:r>
+          </w:p>
+        </w:tc>
+        <w:tc>
+          <w:tcPr>
+            <w:tcW w:type="dxa" w:w="2351"/>
+          </w:tcPr>
+          <w:p>
+            <w:r>
+              <w:rPr>
+                <w:rFonts w:ascii="Arial" w:hAnsi="Arial"/>
+                <w:sz w:val="18"/>
+              </w:rPr>
+              <w:t>**138 TR (carga térmica total)**</w:t>
+            </w:r>
+          </w:p>
+        </w:tc>
+      </w:tr>
+    </w:tbl>
+    <w:p>
+      <w:r>
+        <w:rPr>
+          <w:rFonts w:ascii="Arial" w:hAnsi="Arial"/>
+          <w:i w:val="0"/>
+          <w:sz w:val="20"/>
+        </w:rPr>
+        <w:t>Distribuição: Térreo, Lazer, Pavimentos Tipo (×24)</w:t>
+      </w:r>
+    </w:p>
+    <w:p>
+      <w:r>
+        <w:rPr>
+          <w:rFonts w:ascii="Arial" w:hAnsi="Arial"/>
+          <w:i w:val="0"/>
+          <w:sz w:val="20"/>
+        </w:rPr>
+        <w:t>Modelo predominante: Splits 9k/12k/18k/24k/30k BTU/h</w:t>
+      </w:r>
+    </w:p>
+    <w:p>
+      <w:r>
+        <w:rPr>
+          <w:rFonts w:ascii="Arial" w:hAnsi="Arial"/>
+          <w:i w:val="0"/>
+          <w:sz w:val="20"/>
+        </w:rPr>
+        <w:t>Potência média por evaporadora: 15.825 BTU/h</w:t>
+      </w:r>
+    </w:p>
+    <w:p>
+      <w:r>
+        <w:rPr>
+          <w:rFonts w:ascii="Arial" w:hAnsi="Arial"/>
+          <w:i w:val="0"/>
+          <w:sz w:val="20"/>
+        </w:rPr>
+        <w:t>Potência média por condensadora: 14.154 BTU/h</w:t>
+      </w:r>
+    </w:p>
+    <w:p/>
+    <w:p>
+      <w:r>
+        <w:rPr>
+          <w:rFonts w:ascii="Arial" w:hAnsi="Arial"/>
+          <w:b/>
+          <w:color w:val="2C3E50"/>
+          <w:sz w:val="24"/>
+        </w:rPr>
+        <w:t>9.2. Sistema de Exaustão de Churrasqueiras</w:t>
+      </w:r>
+    </w:p>
+    <w:p>
+      <w:r>
+        <w:rPr>
+          <w:rFonts w:ascii="Arial" w:hAnsi="Arial"/>
+          <w:i/>
+          <w:sz w:val="20"/>
+        </w:rPr>
+        <w:t>Extraído de dxf-exaustao/RESUMO-EXTRACAO.md</w:t>
+      </w:r>
+    </w:p>
+    <w:tbl>
+      <w:tblPr>
+        <w:tblStyle w:val="LightGrid-Accent1"/>
+        <w:tblW w:type="auto" w:w="0"/>
+        <w:tblLook w:firstColumn="1" w:firstRow="1" w:lastColumn="0" w:lastRow="0" w:noHBand="0" w:noVBand="1" w:val="04A0"/>
+      </w:tblPr>
+      <w:tblGrid>
+        <w:gridCol w:w="3135"/>
+        <w:gridCol w:w="3135"/>
+        <w:gridCol w:w="3135"/>
+      </w:tblGrid>
+      <w:tr>
+        <w:tc>
+          <w:tcPr>
+            <w:tcW w:type="dxa" w:w="3135"/>
+          </w:tcPr>
+          <w:p>
+            <w:r>
+              <w:rPr>
+                <w:b/>
+                <w:color w:val="FFFFFF"/>
+                <w:sz w:val="18"/>
+              </w:rPr>
+              <w:t>Item</w:t>
+            </w:r>
+          </w:p>
+        </w:tc>
+        <w:tc>
+          <w:tcPr>
+            <w:tcW w:type="dxa" w:w="3135"/>
+          </w:tcPr>
+          <w:p>
+            <w:r>
+              <w:rPr>
+                <w:b/>
+                <w:color w:val="FFFFFF"/>
+                <w:sz w:val="18"/>
+              </w:rPr>
+              <w:t>Qtd</w:t>
+            </w:r>
+          </w:p>
+        </w:tc>
+        <w:tc>
+          <w:tcPr>
+            <w:tcW w:type="dxa" w:w="3135"/>
+          </w:tcPr>
+          <w:p>
+            <w:r>
+              <w:rPr>
+                <w:b/>
+                <w:color w:val="FFFFFF"/>
+                <w:sz w:val="18"/>
+              </w:rPr>
+              <w:t>Especificação</w:t>
+            </w:r>
+          </w:p>
+        </w:tc>
+      </w:tr>
+      <w:tr>
+        <w:tc>
+          <w:tcPr>
+            <w:tcW w:type="dxa" w:w="3135"/>
+          </w:tcPr>
+          <w:p>
+            <w:r>
+              <w:rPr>
+                <w:rFonts w:ascii="Arial" w:hAnsi="Arial"/>
+                <w:sz w:val="18"/>
+              </w:rPr>
+              <w:t>Churrasqueiras</w:t>
+            </w:r>
+          </w:p>
+        </w:tc>
+        <w:tc>
+          <w:tcPr>
+            <w:tcW w:type="dxa" w:w="3135"/>
+          </w:tcPr>
+          <w:p>
+            <w:r>
+              <w:rPr>
+                <w:rFonts w:ascii="Arial" w:hAnsi="Arial"/>
+                <w:sz w:val="18"/>
+              </w:rPr>
+              <w:t>195 un</w:t>
+            </w:r>
+          </w:p>
+        </w:tc>
+        <w:tc>
+          <w:tcPr>
+            <w:tcW w:type="dxa" w:w="3135"/>
+          </w:tcPr>
+          <w:p>
+            <w:r>
+              <w:rPr>
+                <w:rFonts w:ascii="Arial" w:hAnsi="Arial"/>
+                <w:sz w:val="18"/>
+              </w:rPr>
+              <w:t>—</w:t>
+            </w:r>
+          </w:p>
+        </w:tc>
+      </w:tr>
+      <w:tr>
+        <w:tc>
+          <w:tcPr>
+            <w:tcW w:type="dxa" w:w="3135"/>
+          </w:tcPr>
+          <w:p>
+            <w:r>
+              <w:rPr>
+                <w:rFonts w:ascii="Arial" w:hAnsi="Arial"/>
+                <w:sz w:val="18"/>
+              </w:rPr>
+              <w:t>Exaustores</w:t>
+            </w:r>
+          </w:p>
+        </w:tc>
+        <w:tc>
+          <w:tcPr>
+            <w:tcW w:type="dxa" w:w="3135"/>
+          </w:tcPr>
+          <w:p>
+            <w:r>
+              <w:rPr>
+                <w:rFonts w:ascii="Arial" w:hAnsi="Arial"/>
+                <w:sz w:val="18"/>
+              </w:rPr>
+              <w:t>8 un</w:t>
+            </w:r>
+          </w:p>
+        </w:tc>
+        <w:tc>
+          <w:tcPr>
+            <w:tcW w:type="dxa" w:w="3135"/>
+          </w:tcPr>
+          <w:p>
+            <w:r>
+              <w:rPr>
+                <w:rFonts w:ascii="Arial" w:hAnsi="Arial"/>
+                <w:sz w:val="18"/>
+              </w:rPr>
+              <w:t>TCV 710 Berliner Luft, 10.600 m³/h, 3,0 kW</w:t>
+            </w:r>
+          </w:p>
+        </w:tc>
+      </w:tr>
+      <w:tr>
+        <w:tc>
+          <w:tcPr>
+            <w:tcW w:type="dxa" w:w="3135"/>
+          </w:tcPr>
+          <w:p>
+            <w:r>
+              <w:rPr>
+                <w:rFonts w:ascii="Arial" w:hAnsi="Arial"/>
+                <w:sz w:val="18"/>
+              </w:rPr>
+              <w:t>Inversores de frequência</w:t>
+            </w:r>
+          </w:p>
+        </w:tc>
+        <w:tc>
+          <w:tcPr>
+            <w:tcW w:type="dxa" w:w="3135"/>
+          </w:tcPr>
+          <w:p>
+            <w:r>
+              <w:rPr>
+                <w:rFonts w:ascii="Arial" w:hAnsi="Arial"/>
+                <w:sz w:val="18"/>
+              </w:rPr>
+              <w:t>8 un</w:t>
+            </w:r>
+          </w:p>
+        </w:tc>
+        <w:tc>
+          <w:tcPr>
+            <w:tcW w:type="dxa" w:w="3135"/>
+          </w:tcPr>
+          <w:p>
+            <w:r>
+              <w:rPr>
+                <w:rFonts w:ascii="Arial" w:hAnsi="Arial"/>
+                <w:sz w:val="18"/>
+              </w:rPr>
+              <w:t>obrigatórios</w:t>
+            </w:r>
+          </w:p>
+        </w:tc>
+      </w:tr>
+      <w:tr>
+        <w:tc>
+          <w:tcPr>
+            <w:tcW w:type="dxa" w:w="3135"/>
+          </w:tcPr>
+          <w:p>
+            <w:r>
+              <w:rPr>
+                <w:rFonts w:ascii="Arial" w:hAnsi="Arial"/>
+                <w:sz w:val="18"/>
+              </w:rPr>
+              <w:t>Dutos galvanizado</w:t>
+            </w:r>
+          </w:p>
+        </w:tc>
+        <w:tc>
+          <w:tcPr>
+            <w:tcW w:type="dxa" w:w="3135"/>
+          </w:tcPr>
+          <w:p>
+            <w:r>
+              <w:rPr>
+                <w:rFonts w:ascii="Arial" w:hAnsi="Arial"/>
+                <w:sz w:val="18"/>
+              </w:rPr>
+              <w:t>1.400-1.720 m</w:t>
+            </w:r>
+          </w:p>
+        </w:tc>
+        <w:tc>
+          <w:tcPr>
+            <w:tcW w:type="dxa" w:w="3135"/>
+          </w:tcPr>
+          <w:p>
+            <w:r>
+              <w:rPr>
+                <w:rFonts w:ascii="Arial" w:hAnsi="Arial"/>
+                <w:sz w:val="18"/>
+              </w:rPr>
+              <w:t>chapa #24</w:t>
+            </w:r>
+          </w:p>
+        </w:tc>
+      </w:tr>
+      <w:tr>
+        <w:tc>
+          <w:tcPr>
+            <w:tcW w:type="dxa" w:w="3135"/>
+          </w:tcPr>
+          <w:p>
+            <w:r>
+              <w:rPr>
+                <w:rFonts w:ascii="Arial" w:hAnsi="Arial"/>
+                <w:sz w:val="18"/>
+              </w:rPr>
+              <w:t>Prumadas</w:t>
+            </w:r>
+          </w:p>
+        </w:tc>
+        <w:tc>
+          <w:tcPr>
+            <w:tcW w:type="dxa" w:w="3135"/>
+          </w:tcPr>
+          <w:p>
+            <w:r>
+              <w:rPr>
+                <w:rFonts w:ascii="Arial" w:hAnsi="Arial"/>
+                <w:sz w:val="18"/>
+              </w:rPr>
+              <w:t>8 un</w:t>
+            </w:r>
+          </w:p>
+        </w:tc>
+        <w:tc>
+          <w:tcPr>
+            <w:tcW w:type="dxa" w:w="3135"/>
+          </w:tcPr>
+          <w:p>
+            <w:r>
+              <w:rPr>
+                <w:rFonts w:ascii="Arial" w:hAnsi="Arial"/>
+                <w:sz w:val="18"/>
+              </w:rPr>
+              <w:t>—</w:t>
+            </w:r>
+          </w:p>
+        </w:tc>
+      </w:tr>
+    </w:tbl>
+    <w:p>
+      <w:r>
+        <w:rPr>
+          <w:rFonts w:ascii="Arial" w:hAnsi="Arial"/>
+          <w:i w:val="0"/>
+          <w:sz w:val="20"/>
+        </w:rPr>
+        <w:t>Estimativa de custo: R$ 1.100.000 - R$ 1.800.000 (±10-15% incerteza)</w:t>
+      </w:r>
+    </w:p>
+    <w:p/>
+    <w:p>
+      <w:r>
+        <w:rPr>
+          <w:rFonts w:ascii="Arial" w:hAnsi="Arial"/>
+          <w:b/>
+          <w:color w:val="2C3E50"/>
+          <w:sz w:val="24"/>
+        </w:rPr>
+        <w:t>9.3. Coerência com o orçamento automatizado</w:t>
+      </w:r>
+    </w:p>
+    <w:p>
+      <w:r>
+        <w:rPr>
+          <w:rFonts w:ascii="Arial" w:hAnsi="Arial"/>
+          <w:i w:val="0"/>
+          <w:sz w:val="20"/>
+        </w:rPr>
+        <w:t>Os valores acima estão CONSOLIDADOS dentro dos macrogrupos correspondentes do executivo automatizado:</w:t>
+      </w:r>
+    </w:p>
+    <w:p>
+      <w:r>
+        <w:rPr>
+          <w:rFonts w:ascii="Arial" w:hAnsi="Arial"/>
+          <w:i w:val="0"/>
+          <w:sz w:val="20"/>
+        </w:rPr>
+        <w:t>• AC e exaustão entram no macrogrupo Climatização (R$ 51,02/m² × 37.894 m² = R$ 1.933.000) e parcialmente em Sistemas Especiais</w:t>
+      </w:r>
+    </w:p>
+    <w:p>
+      <w:r>
+        <w:rPr>
+          <w:rFonts w:ascii="Arial" w:hAnsi="Arial"/>
+          <w:i w:val="0"/>
+          <w:sz w:val="20"/>
+        </w:rPr>
+        <w:t>• A estimativa BIM da exaustão (R$ 1,1-1,8M) e do AC (138 TR × R$ 6.000-9.000/TR ≈ R$ 828k-1,2M) total em R$ 2-3M, levemente acima do calibrado (R$ 1,9M de Climatização)</w:t>
+      </w:r>
+    </w:p>
+    <w:p>
+      <w:r>
+        <w:rPr>
+          <w:rFonts w:ascii="Arial" w:hAnsi="Arial"/>
+          <w:i w:val="0"/>
+          <w:sz w:val="20"/>
+        </w:rPr>
+        <w:t>• Sugere-se ajuste fino manual no executivo para refletir os valores BIM exatos</w:t>
+      </w:r>
+    </w:p>
+    <w:p/>
+    <w:p>
+      <w:r>
+        <w:rPr>
+          <w:rFonts w:ascii="Arial" w:hAnsi="Arial"/>
+          <w:b/>
+          <w:color w:val="2C3E50"/>
+          <w:sz w:val="24"/>
+        </w:rPr>
+        <w:t>9.4. Próximas extrações pendentes</w:t>
+      </w:r>
+    </w:p>
+    <w:p>
+      <w:r>
+        <w:rPr>
+          <w:rFonts w:ascii="Arial" w:hAnsi="Arial"/>
+          <w:i w:val="0"/>
+          <w:sz w:val="20"/>
+        </w:rPr>
+        <w:t>Conforme RESUMO-EXTRACAO.md do BIM, faltam ainda extrair:</w:t>
+      </w:r>
+    </w:p>
+    <w:p>
+      <w:r>
+        <w:rPr>
+          <w:rFonts w:ascii="Arial" w:hAnsi="Arial"/>
+          <w:i w:val="0"/>
+          <w:sz w:val="20"/>
+        </w:rPr>
+        <w:t>• Tubulações frigoríficas (layers específicos)</w:t>
+      </w:r>
+    </w:p>
+    <w:p>
+      <w:r>
+        <w:rPr>
+          <w:rFonts w:ascii="Arial" w:hAnsi="Arial"/>
+          <w:i w:val="0"/>
+          <w:sz w:val="20"/>
+        </w:rPr>
+        <w:t>• Linhas de dreno</w:t>
+      </w:r>
+    </w:p>
+    <w:p>
+      <w:r>
+        <w:rPr>
+          <w:rFonts w:ascii="Arial" w:hAnsi="Arial"/>
+          <w:i w:val="0"/>
+          <w:sz w:val="20"/>
+        </w:rPr>
+        <w:t>• Instalações elétricas dos splits</w:t>
+      </w:r>
+    </w:p>
+    <w:p>
+      <w:r>
+        <w:rPr>
+          <w:rFonts w:ascii="Arial" w:hAnsi="Arial"/>
+          <w:i w:val="0"/>
+          <w:sz w:val="20"/>
+        </w:rPr>
+        <w:t>• Suportes e acessórios (atualmente estimados por quantidade de equipamentos)</w:t>
+      </w:r>
+    </w:p>
     <w:sectPr>
       <w:pgSz w:w="12240" w:h="15840"/>
       <w:pgMar w:top="1134" w:right="1417" w:bottom="1134" w:left="1417" w:header="720" w:footer="720" w:gutter="0"/>

--- a/base/pacotes/thozen-electra/executivo-thozen-electra.docx
+++ b/base/pacotes/thozen-electra/executivo-thozen-electra.docx
@@ -46,7 +46,7 @@
           <w:i/>
           <w:sz w:val="20"/>
         </w:rPr>
-        <w:t>Gerado em 13/04/2026 às 17:12</w:t>
+        <w:t>Gerado em 13/04/2026 às 22:57</w:t>
       </w:r>
     </w:p>
     <w:p/>
@@ -3424,6 +3424,28 @@
       <w:r>
         <w:rPr>
           <w:rFonts w:ascii="Arial" w:hAnsi="Arial"/>
+          <w:b w:val="0"/>
+          <w:i w:val="0"/>
+          <w:sz w:val="18"/>
+        </w:rPr>
+        <w:t>• Elétrica e Hidráulica (freq 1/5, fontes: f-nogueira-soberano)</w:t>
+      </w:r>
+    </w:p>
+    <w:p>
+      <w:r>
+        <w:rPr>
+          <w:rFonts w:ascii="Arial" w:hAnsi="Arial"/>
+          <w:b w:val="0"/>
+          <w:i w:val="0"/>
+          <w:sz w:val="18"/>
+        </w:rPr>
+        <w:t>• Esquadrias (freq 1/5, fontes: f-nogueira-soberano)</w:t>
+      </w:r>
+    </w:p>
+    <w:p>
+      <w:r>
+        <w:rPr>
+          <w:rFonts w:ascii="Arial" w:hAnsi="Arial"/>
           <w:b/>
           <w:color w:val="2C3E50"/>
           <w:sz w:val="22"/>
@@ -3600,17 +3622,6 @@
       <w:r>
         <w:rPr>
           <w:rFonts w:ascii="Arial" w:hAnsi="Arial"/>
-          <w:b w:val="0"/>
-          <w:i w:val="0"/>
-          <w:sz w:val="18"/>
-        </w:rPr>
-        <w:t>• Esquadrias (freq 1/5, fontes: f-nogueira-soberano)</w:t>
-      </w:r>
-    </w:p>
-    <w:p>
-      <w:r>
-        <w:rPr>
-          <w:rFonts w:ascii="Arial" w:hAnsi="Arial"/>
           <w:b/>
           <w:color w:val="2C3E50"/>
           <w:sz w:val="22"/>
@@ -3627,28 +3638,6 @@
           <w:sz w:val="18"/>
         </w:rPr>
         <w:t>• Estacas e Movimentação (freq 1/5, fontes: colline-de-france-colline-de-france)</w:t>
-      </w:r>
-    </w:p>
-    <w:p>
-      <w:r>
-        <w:rPr>
-          <w:rFonts w:ascii="Arial" w:hAnsi="Arial"/>
-          <w:b/>
-          <w:color w:val="2C3E50"/>
-          <w:sz w:val="22"/>
-        </w:rPr>
-        <w:t>Movimentação de Terra</w:t>
-      </w:r>
-    </w:p>
-    <w:p>
-      <w:r>
-        <w:rPr>
-          <w:rFonts w:ascii="Arial" w:hAnsi="Arial"/>
-          <w:b w:val="0"/>
-          <w:i w:val="0"/>
-          <w:sz w:val="18"/>
-        </w:rPr>
-        <w:t>• Revestimentos Internos (freq 1/5, fontes: f-nogueira-soberano)</w:t>
       </w:r>
     </w:p>
     <w:p/>
@@ -4492,769 +4481,7 @@
           <w:i/>
           <w:sz w:val="16"/>
         </w:rPr>
-        <w:t>Memorial gerado automaticamente por gerar_memorial_pacote.py em 13/04/2026 17:12</w:t>
-      </w:r>
-    </w:p>
-    <w:p>
-      <w:r>
-        <w:br w:type="page"/>
-      </w:r>
-    </w:p>
-    <w:p>
-      <w:r>
-        <w:rPr>
-          <w:rFonts w:ascii="Arial" w:hAnsi="Arial"/>
-          <w:b/>
-          <w:color w:val="2C3E50"/>
-          <w:sz w:val="28"/>
-        </w:rPr>
-        <w:t>9. Quantitativos extraídos do BIM (DXF)</w:t>
-      </w:r>
-    </w:p>
-    <w:p>
-      <w:r>
-        <w:rPr>
-          <w:rFonts w:ascii="Arial" w:hAnsi="Arial"/>
-          <w:i/>
-          <w:sz w:val="20"/>
-        </w:rPr>
-        <w:t>Esta seção complementa o orçamento automatizado com quantitativos extraídos diretamente dos arquivos DXF do projeto (ar-condicionado e exaustão de churrasqueira). Os números abaixo são literais do projeto, não vêm da base calibrada.</w:t>
-      </w:r>
-    </w:p>
-    <w:p/>
-    <w:p>
-      <w:r>
-        <w:rPr>
-          <w:rFonts w:ascii="Arial" w:hAnsi="Arial"/>
-          <w:b/>
-          <w:color w:val="2C3E50"/>
-          <w:sz w:val="24"/>
-        </w:rPr>
-        <w:t>9.1. Sistema de Ar-Condicionado</w:t>
-      </w:r>
-    </w:p>
-    <w:p>
-      <w:r>
-        <w:rPr>
-          <w:rFonts w:ascii="Arial" w:hAnsi="Arial"/>
-          <w:i/>
-          <w:sz w:val="20"/>
-        </w:rPr>
-        <w:t>Extraído de dxf-arcondicionado/quantitativos-processados-r05.md</w:t>
-      </w:r>
-    </w:p>
-    <w:tbl>
-      <w:tblPr>
-        <w:tblStyle w:val="LightGrid-Accent1"/>
-        <w:tblW w:type="auto" w:w="0"/>
-        <w:tblLook w:firstColumn="1" w:firstRow="1" w:lastColumn="0" w:lastRow="0" w:noHBand="0" w:noVBand="1" w:val="04A0"/>
-      </w:tblPr>
-      <w:tblGrid>
-        <w:gridCol w:w="2351"/>
-        <w:gridCol w:w="2351"/>
-        <w:gridCol w:w="2351"/>
-        <w:gridCol w:w="2351"/>
-      </w:tblGrid>
-      <w:tr>
-        <w:tc>
-          <w:tcPr>
-            <w:tcW w:type="dxa" w:w="2351"/>
-          </w:tcPr>
-          <w:p>
-            <w:r>
-              <w:rPr>
-                <w:b/>
-                <w:color w:val="FFFFFF"/>
-                <w:sz w:val="18"/>
-              </w:rPr>
-              <w:t>Equipamento</w:t>
-            </w:r>
-          </w:p>
-        </w:tc>
-        <w:tc>
-          <w:tcPr>
-            <w:tcW w:type="dxa" w:w="2351"/>
-          </w:tcPr>
-          <w:p>
-            <w:r>
-              <w:rPr>
-                <w:b/>
-                <w:color w:val="FFFFFF"/>
-                <w:sz w:val="18"/>
-              </w:rPr>
-              <w:t>Qtd</w:t>
-            </w:r>
-          </w:p>
-        </w:tc>
-        <w:tc>
-          <w:tcPr>
-            <w:tcW w:type="dxa" w:w="2351"/>
-          </w:tcPr>
-          <w:p>
-            <w:r>
-              <w:rPr>
-                <w:b/>
-                <w:color w:val="FFFFFF"/>
-                <w:sz w:val="18"/>
-              </w:rPr>
-              <w:t>Potência</w:t>
-            </w:r>
-          </w:p>
-        </w:tc>
-        <w:tc>
-          <w:tcPr>
-            <w:tcW w:type="dxa" w:w="2351"/>
-          </w:tcPr>
-          <w:p>
-            <w:r>
-              <w:rPr>
-                <w:b/>
-                <w:color w:val="FFFFFF"/>
-                <w:sz w:val="18"/>
-              </w:rPr>
-              <w:t>TR</w:t>
-            </w:r>
-          </w:p>
-        </w:tc>
-      </w:tr>
-      <w:tr>
-        <w:tc>
-          <w:tcPr>
-            <w:tcW w:type="dxa" w:w="2351"/>
-          </w:tcPr>
-          <w:p>
-            <w:r>
-              <w:rPr>
-                <w:rFonts w:ascii="Arial" w:hAnsi="Arial"/>
-                <w:sz w:val="18"/>
-              </w:rPr>
-              <w:t>Evaporadoras</w:t>
-            </w:r>
-          </w:p>
-        </w:tc>
-        <w:tc>
-          <w:tcPr>
-            <w:tcW w:type="dxa" w:w="2351"/>
-          </w:tcPr>
-          <w:p>
-            <w:r>
-              <w:rPr>
-                <w:rFonts w:ascii="Arial" w:hAnsi="Arial"/>
-                <w:sz w:val="18"/>
-              </w:rPr>
-              <w:t>80 un</w:t>
-            </w:r>
-          </w:p>
-        </w:tc>
-        <w:tc>
-          <w:tcPr>
-            <w:tcW w:type="dxa" w:w="2351"/>
-          </w:tcPr>
-          <w:p>
-            <w:r>
-              <w:rPr>
-                <w:rFonts w:ascii="Arial" w:hAnsi="Arial"/>
-                <w:sz w:val="18"/>
-              </w:rPr>
-              <w:t>1.266.000 BTU/h</w:t>
-            </w:r>
-          </w:p>
-        </w:tc>
-        <w:tc>
-          <w:tcPr>
-            <w:tcW w:type="dxa" w:w="2351"/>
-          </w:tcPr>
-          <w:p>
-            <w:r>
-              <w:rPr>
-                <w:rFonts w:ascii="Arial" w:hAnsi="Arial"/>
-                <w:sz w:val="18"/>
-              </w:rPr>
-              <w:t>~105,5 TR</w:t>
-            </w:r>
-          </w:p>
-        </w:tc>
-      </w:tr>
-      <w:tr>
-        <w:tc>
-          <w:tcPr>
-            <w:tcW w:type="dxa" w:w="2351"/>
-          </w:tcPr>
-          <w:p>
-            <w:r>
-              <w:rPr>
-                <w:rFonts w:ascii="Arial" w:hAnsi="Arial"/>
-                <w:sz w:val="18"/>
-              </w:rPr>
-              <w:t>Condensadoras</w:t>
-            </w:r>
-          </w:p>
-        </w:tc>
-        <w:tc>
-          <w:tcPr>
-            <w:tcW w:type="dxa" w:w="2351"/>
-          </w:tcPr>
-          <w:p>
-            <w:r>
-              <w:rPr>
-                <w:rFonts w:ascii="Arial" w:hAnsi="Arial"/>
-                <w:sz w:val="18"/>
-              </w:rPr>
-              <w:t>117 un</w:t>
-            </w:r>
-          </w:p>
-        </w:tc>
-        <w:tc>
-          <w:tcPr>
-            <w:tcW w:type="dxa" w:w="2351"/>
-          </w:tcPr>
-          <w:p>
-            <w:r>
-              <w:rPr>
-                <w:rFonts w:ascii="Arial" w:hAnsi="Arial"/>
-                <w:sz w:val="18"/>
-              </w:rPr>
-              <w:t>1.656.000 BTU/h</w:t>
-            </w:r>
-          </w:p>
-        </w:tc>
-        <w:tc>
-          <w:tcPr>
-            <w:tcW w:type="dxa" w:w="2351"/>
-          </w:tcPr>
-          <w:p>
-            <w:r>
-              <w:rPr>
-                <w:rFonts w:ascii="Arial" w:hAnsi="Arial"/>
-                <w:sz w:val="18"/>
-              </w:rPr>
-              <w:t>~138,0 TR</w:t>
-            </w:r>
-          </w:p>
-        </w:tc>
-      </w:tr>
-      <w:tr>
-        <w:tc>
-          <w:tcPr>
-            <w:tcW w:type="dxa" w:w="2351"/>
-          </w:tcPr>
-          <w:p>
-            <w:r>
-              <w:rPr>
-                <w:rFonts w:ascii="Arial" w:hAnsi="Arial"/>
-                <w:sz w:val="18"/>
-              </w:rPr>
-              <w:t>Total geral</w:t>
-            </w:r>
-          </w:p>
-        </w:tc>
-        <w:tc>
-          <w:tcPr>
-            <w:tcW w:type="dxa" w:w="2351"/>
-          </w:tcPr>
-          <w:p>
-            <w:r>
-              <w:rPr>
-                <w:rFonts w:ascii="Arial" w:hAnsi="Arial"/>
-                <w:sz w:val="18"/>
-              </w:rPr>
-              <w:t>197 un</w:t>
-            </w:r>
-          </w:p>
-        </w:tc>
-        <w:tc>
-          <w:tcPr>
-            <w:tcW w:type="dxa" w:w="2351"/>
-          </w:tcPr>
-          <w:p>
-            <w:r>
-              <w:rPr>
-                <w:rFonts w:ascii="Arial" w:hAnsi="Arial"/>
-                <w:sz w:val="18"/>
-              </w:rPr>
-              <w:t>—</w:t>
-            </w:r>
-          </w:p>
-        </w:tc>
-        <w:tc>
-          <w:tcPr>
-            <w:tcW w:type="dxa" w:w="2351"/>
-          </w:tcPr>
-          <w:p>
-            <w:r>
-              <w:rPr>
-                <w:rFonts w:ascii="Arial" w:hAnsi="Arial"/>
-                <w:sz w:val="18"/>
-              </w:rPr>
-              <w:t>**138 TR (carga térmica total)**</w:t>
-            </w:r>
-          </w:p>
-        </w:tc>
-      </w:tr>
-    </w:tbl>
-    <w:p>
-      <w:r>
-        <w:rPr>
-          <w:rFonts w:ascii="Arial" w:hAnsi="Arial"/>
-          <w:i w:val="0"/>
-          <w:sz w:val="20"/>
-        </w:rPr>
-        <w:t>Distribuição: Térreo, Lazer, Pavimentos Tipo (×24)</w:t>
-      </w:r>
-    </w:p>
-    <w:p>
-      <w:r>
-        <w:rPr>
-          <w:rFonts w:ascii="Arial" w:hAnsi="Arial"/>
-          <w:i w:val="0"/>
-          <w:sz w:val="20"/>
-        </w:rPr>
-        <w:t>Modelo predominante: Splits 9k/12k/18k/24k/30k BTU/h</w:t>
-      </w:r>
-    </w:p>
-    <w:p>
-      <w:r>
-        <w:rPr>
-          <w:rFonts w:ascii="Arial" w:hAnsi="Arial"/>
-          <w:i w:val="0"/>
-          <w:sz w:val="20"/>
-        </w:rPr>
-        <w:t>Potência média por evaporadora: 15.825 BTU/h</w:t>
-      </w:r>
-    </w:p>
-    <w:p>
-      <w:r>
-        <w:rPr>
-          <w:rFonts w:ascii="Arial" w:hAnsi="Arial"/>
-          <w:i w:val="0"/>
-          <w:sz w:val="20"/>
-        </w:rPr>
-        <w:t>Potência média por condensadora: 14.154 BTU/h</w:t>
-      </w:r>
-    </w:p>
-    <w:p/>
-    <w:p>
-      <w:r>
-        <w:rPr>
-          <w:rFonts w:ascii="Arial" w:hAnsi="Arial"/>
-          <w:b/>
-          <w:color w:val="2C3E50"/>
-          <w:sz w:val="24"/>
-        </w:rPr>
-        <w:t>9.2. Sistema de Exaustão de Churrasqueiras</w:t>
-      </w:r>
-    </w:p>
-    <w:p>
-      <w:r>
-        <w:rPr>
-          <w:rFonts w:ascii="Arial" w:hAnsi="Arial"/>
-          <w:i/>
-          <w:sz w:val="20"/>
-        </w:rPr>
-        <w:t>Extraído de dxf-exaustao/RESUMO-EXTRACAO.md</w:t>
-      </w:r>
-    </w:p>
-    <w:tbl>
-      <w:tblPr>
-        <w:tblStyle w:val="LightGrid-Accent1"/>
-        <w:tblW w:type="auto" w:w="0"/>
-        <w:tblLook w:firstColumn="1" w:firstRow="1" w:lastColumn="0" w:lastRow="0" w:noHBand="0" w:noVBand="1" w:val="04A0"/>
-      </w:tblPr>
-      <w:tblGrid>
-        <w:gridCol w:w="3135"/>
-        <w:gridCol w:w="3135"/>
-        <w:gridCol w:w="3135"/>
-      </w:tblGrid>
-      <w:tr>
-        <w:tc>
-          <w:tcPr>
-            <w:tcW w:type="dxa" w:w="3135"/>
-          </w:tcPr>
-          <w:p>
-            <w:r>
-              <w:rPr>
-                <w:b/>
-                <w:color w:val="FFFFFF"/>
-                <w:sz w:val="18"/>
-              </w:rPr>
-              <w:t>Item</w:t>
-            </w:r>
-          </w:p>
-        </w:tc>
-        <w:tc>
-          <w:tcPr>
-            <w:tcW w:type="dxa" w:w="3135"/>
-          </w:tcPr>
-          <w:p>
-            <w:r>
-              <w:rPr>
-                <w:b/>
-                <w:color w:val="FFFFFF"/>
-                <w:sz w:val="18"/>
-              </w:rPr>
-              <w:t>Qtd</w:t>
-            </w:r>
-          </w:p>
-        </w:tc>
-        <w:tc>
-          <w:tcPr>
-            <w:tcW w:type="dxa" w:w="3135"/>
-          </w:tcPr>
-          <w:p>
-            <w:r>
-              <w:rPr>
-                <w:b/>
-                <w:color w:val="FFFFFF"/>
-                <w:sz w:val="18"/>
-              </w:rPr>
-              <w:t>Especificação</w:t>
-            </w:r>
-          </w:p>
-        </w:tc>
-      </w:tr>
-      <w:tr>
-        <w:tc>
-          <w:tcPr>
-            <w:tcW w:type="dxa" w:w="3135"/>
-          </w:tcPr>
-          <w:p>
-            <w:r>
-              <w:rPr>
-                <w:rFonts w:ascii="Arial" w:hAnsi="Arial"/>
-                <w:sz w:val="18"/>
-              </w:rPr>
-              <w:t>Churrasqueiras</w:t>
-            </w:r>
-          </w:p>
-        </w:tc>
-        <w:tc>
-          <w:tcPr>
-            <w:tcW w:type="dxa" w:w="3135"/>
-          </w:tcPr>
-          <w:p>
-            <w:r>
-              <w:rPr>
-                <w:rFonts w:ascii="Arial" w:hAnsi="Arial"/>
-                <w:sz w:val="18"/>
-              </w:rPr>
-              <w:t>195 un</w:t>
-            </w:r>
-          </w:p>
-        </w:tc>
-        <w:tc>
-          <w:tcPr>
-            <w:tcW w:type="dxa" w:w="3135"/>
-          </w:tcPr>
-          <w:p>
-            <w:r>
-              <w:rPr>
-                <w:rFonts w:ascii="Arial" w:hAnsi="Arial"/>
-                <w:sz w:val="18"/>
-              </w:rPr>
-              <w:t>—</w:t>
-            </w:r>
-          </w:p>
-        </w:tc>
-      </w:tr>
-      <w:tr>
-        <w:tc>
-          <w:tcPr>
-            <w:tcW w:type="dxa" w:w="3135"/>
-          </w:tcPr>
-          <w:p>
-            <w:r>
-              <w:rPr>
-                <w:rFonts w:ascii="Arial" w:hAnsi="Arial"/>
-                <w:sz w:val="18"/>
-              </w:rPr>
-              <w:t>Exaustores</w:t>
-            </w:r>
-          </w:p>
-        </w:tc>
-        <w:tc>
-          <w:tcPr>
-            <w:tcW w:type="dxa" w:w="3135"/>
-          </w:tcPr>
-          <w:p>
-            <w:r>
-              <w:rPr>
-                <w:rFonts w:ascii="Arial" w:hAnsi="Arial"/>
-                <w:sz w:val="18"/>
-              </w:rPr>
-              <w:t>8 un</w:t>
-            </w:r>
-          </w:p>
-        </w:tc>
-        <w:tc>
-          <w:tcPr>
-            <w:tcW w:type="dxa" w:w="3135"/>
-          </w:tcPr>
-          <w:p>
-            <w:r>
-              <w:rPr>
-                <w:rFonts w:ascii="Arial" w:hAnsi="Arial"/>
-                <w:sz w:val="18"/>
-              </w:rPr>
-              <w:t>TCV 710 Berliner Luft, 10.600 m³/h, 3,0 kW</w:t>
-            </w:r>
-          </w:p>
-        </w:tc>
-      </w:tr>
-      <w:tr>
-        <w:tc>
-          <w:tcPr>
-            <w:tcW w:type="dxa" w:w="3135"/>
-          </w:tcPr>
-          <w:p>
-            <w:r>
-              <w:rPr>
-                <w:rFonts w:ascii="Arial" w:hAnsi="Arial"/>
-                <w:sz w:val="18"/>
-              </w:rPr>
-              <w:t>Inversores de frequência</w:t>
-            </w:r>
-          </w:p>
-        </w:tc>
-        <w:tc>
-          <w:tcPr>
-            <w:tcW w:type="dxa" w:w="3135"/>
-          </w:tcPr>
-          <w:p>
-            <w:r>
-              <w:rPr>
-                <w:rFonts w:ascii="Arial" w:hAnsi="Arial"/>
-                <w:sz w:val="18"/>
-              </w:rPr>
-              <w:t>8 un</w:t>
-            </w:r>
-          </w:p>
-        </w:tc>
-        <w:tc>
-          <w:tcPr>
-            <w:tcW w:type="dxa" w:w="3135"/>
-          </w:tcPr>
-          <w:p>
-            <w:r>
-              <w:rPr>
-                <w:rFonts w:ascii="Arial" w:hAnsi="Arial"/>
-                <w:sz w:val="18"/>
-              </w:rPr>
-              <w:t>obrigatórios</w:t>
-            </w:r>
-          </w:p>
-        </w:tc>
-      </w:tr>
-      <w:tr>
-        <w:tc>
-          <w:tcPr>
-            <w:tcW w:type="dxa" w:w="3135"/>
-          </w:tcPr>
-          <w:p>
-            <w:r>
-              <w:rPr>
-                <w:rFonts w:ascii="Arial" w:hAnsi="Arial"/>
-                <w:sz w:val="18"/>
-              </w:rPr>
-              <w:t>Dutos galvanizado</w:t>
-            </w:r>
-          </w:p>
-        </w:tc>
-        <w:tc>
-          <w:tcPr>
-            <w:tcW w:type="dxa" w:w="3135"/>
-          </w:tcPr>
-          <w:p>
-            <w:r>
-              <w:rPr>
-                <w:rFonts w:ascii="Arial" w:hAnsi="Arial"/>
-                <w:sz w:val="18"/>
-              </w:rPr>
-              <w:t>1.400-1.720 m</w:t>
-            </w:r>
-          </w:p>
-        </w:tc>
-        <w:tc>
-          <w:tcPr>
-            <w:tcW w:type="dxa" w:w="3135"/>
-          </w:tcPr>
-          <w:p>
-            <w:r>
-              <w:rPr>
-                <w:rFonts w:ascii="Arial" w:hAnsi="Arial"/>
-                <w:sz w:val="18"/>
-              </w:rPr>
-              <w:t>chapa #24</w:t>
-            </w:r>
-          </w:p>
-        </w:tc>
-      </w:tr>
-      <w:tr>
-        <w:tc>
-          <w:tcPr>
-            <w:tcW w:type="dxa" w:w="3135"/>
-          </w:tcPr>
-          <w:p>
-            <w:r>
-              <w:rPr>
-                <w:rFonts w:ascii="Arial" w:hAnsi="Arial"/>
-                <w:sz w:val="18"/>
-              </w:rPr>
-              <w:t>Prumadas</w:t>
-            </w:r>
-          </w:p>
-        </w:tc>
-        <w:tc>
-          <w:tcPr>
-            <w:tcW w:type="dxa" w:w="3135"/>
-          </w:tcPr>
-          <w:p>
-            <w:r>
-              <w:rPr>
-                <w:rFonts w:ascii="Arial" w:hAnsi="Arial"/>
-                <w:sz w:val="18"/>
-              </w:rPr>
-              <w:t>8 un</w:t>
-            </w:r>
-          </w:p>
-        </w:tc>
-        <w:tc>
-          <w:tcPr>
-            <w:tcW w:type="dxa" w:w="3135"/>
-          </w:tcPr>
-          <w:p>
-            <w:r>
-              <w:rPr>
-                <w:rFonts w:ascii="Arial" w:hAnsi="Arial"/>
-                <w:sz w:val="18"/>
-              </w:rPr>
-              <w:t>—</w:t>
-            </w:r>
-          </w:p>
-        </w:tc>
-      </w:tr>
-    </w:tbl>
-    <w:p>
-      <w:r>
-        <w:rPr>
-          <w:rFonts w:ascii="Arial" w:hAnsi="Arial"/>
-          <w:i w:val="0"/>
-          <w:sz w:val="20"/>
-        </w:rPr>
-        <w:t>Estimativa de custo: R$ 1.100.000 - R$ 1.800.000 (±10-15% incerteza)</w:t>
-      </w:r>
-    </w:p>
-    <w:p/>
-    <w:p>
-      <w:r>
-        <w:rPr>
-          <w:rFonts w:ascii="Arial" w:hAnsi="Arial"/>
-          <w:b/>
-          <w:color w:val="2C3E50"/>
-          <w:sz w:val="24"/>
-        </w:rPr>
-        <w:t>9.3. Coerência com o orçamento automatizado</w:t>
-      </w:r>
-    </w:p>
-    <w:p>
-      <w:r>
-        <w:rPr>
-          <w:rFonts w:ascii="Arial" w:hAnsi="Arial"/>
-          <w:i w:val="0"/>
-          <w:sz w:val="20"/>
-        </w:rPr>
-        <w:t>Os valores acima estão CONSOLIDADOS dentro dos macrogrupos correspondentes do executivo automatizado:</w:t>
-      </w:r>
-    </w:p>
-    <w:p>
-      <w:r>
-        <w:rPr>
-          <w:rFonts w:ascii="Arial" w:hAnsi="Arial"/>
-          <w:i w:val="0"/>
-          <w:sz w:val="20"/>
-        </w:rPr>
-        <w:t>• AC e exaustão entram no macrogrupo Climatização (R$ 51,02/m² × 37.894 m² = R$ 1.933.000) e parcialmente em Sistemas Especiais</w:t>
-      </w:r>
-    </w:p>
-    <w:p>
-      <w:r>
-        <w:rPr>
-          <w:rFonts w:ascii="Arial" w:hAnsi="Arial"/>
-          <w:i w:val="0"/>
-          <w:sz w:val="20"/>
-        </w:rPr>
-        <w:t>• A estimativa BIM da exaustão (R$ 1,1-1,8M) e do AC (138 TR × R$ 6.000-9.000/TR ≈ R$ 828k-1,2M) total em R$ 2-3M, levemente acima do calibrado (R$ 1,9M de Climatização)</w:t>
-      </w:r>
-    </w:p>
-    <w:p>
-      <w:r>
-        <w:rPr>
-          <w:rFonts w:ascii="Arial" w:hAnsi="Arial"/>
-          <w:i w:val="0"/>
-          <w:sz w:val="20"/>
-        </w:rPr>
-        <w:t>• Sugere-se ajuste fino manual no executivo para refletir os valores BIM exatos</w:t>
-      </w:r>
-    </w:p>
-    <w:p/>
-    <w:p>
-      <w:r>
-        <w:rPr>
-          <w:rFonts w:ascii="Arial" w:hAnsi="Arial"/>
-          <w:b/>
-          <w:color w:val="2C3E50"/>
-          <w:sz w:val="24"/>
-        </w:rPr>
-        <w:t>9.4. Próximas extrações pendentes</w:t>
-      </w:r>
-    </w:p>
-    <w:p>
-      <w:r>
-        <w:rPr>
-          <w:rFonts w:ascii="Arial" w:hAnsi="Arial"/>
-          <w:i w:val="0"/>
-          <w:sz w:val="20"/>
-        </w:rPr>
-        <w:t>Conforme RESUMO-EXTRACAO.md do BIM, faltam ainda extrair:</w:t>
-      </w:r>
-    </w:p>
-    <w:p>
-      <w:r>
-        <w:rPr>
-          <w:rFonts w:ascii="Arial" w:hAnsi="Arial"/>
-          <w:i w:val="0"/>
-          <w:sz w:val="20"/>
-        </w:rPr>
-        <w:t>• Tubulações frigoríficas (layers específicos)</w:t>
-      </w:r>
-    </w:p>
-    <w:p>
-      <w:r>
-        <w:rPr>
-          <w:rFonts w:ascii="Arial" w:hAnsi="Arial"/>
-          <w:i w:val="0"/>
-          <w:sz w:val="20"/>
-        </w:rPr>
-        <w:t>• Linhas de dreno</w:t>
-      </w:r>
-    </w:p>
-    <w:p>
-      <w:r>
-        <w:rPr>
-          <w:rFonts w:ascii="Arial" w:hAnsi="Arial"/>
-          <w:i w:val="0"/>
-          <w:sz w:val="20"/>
-        </w:rPr>
-        <w:t>• Instalações elétricas dos splits</w:t>
-      </w:r>
-    </w:p>
-    <w:p>
-      <w:r>
-        <w:rPr>
-          <w:rFonts w:ascii="Arial" w:hAnsi="Arial"/>
-          <w:i w:val="0"/>
-          <w:sz w:val="20"/>
-        </w:rPr>
-        <w:t>• Suportes e acessórios (atualmente estimados por quantidade de equipamentos)</w:t>
+        <w:t>Memorial gerado automaticamente por gerar_memorial_pacote.py em 13/04/2026 22:57</w:t>
       </w:r>
     </w:p>
     <w:sectPr>
